--- a/Analysis/05 CRC Cards.docx
+++ b/Analysis/05 CRC Cards.docx
@@ -1,6 +1,6 @@
 
 <file path=word/document.xml><?xml version="1.0" encoding="utf-8"?>
-<w:document xmlns:wpc="http://schemas.microsoft.com/office/word/2010/wordprocessingCanvas" xmlns:cx="http://schemas.microsoft.com/office/drawing/2014/chartex" xmlns:mc="http://schemas.openxmlformats.org/markup-compatibility/2006" xmlns:o="urn:schemas-microsoft-com:office:office" xmlns:r="http://schemas.openxmlformats.org/officeDocument/2006/relationships" xmlns:m="http://schemas.openxmlformats.org/officeDocument/2006/math" xmlns:v="urn:schemas-microsoft-com:vml" xmlns:wp14="http://schemas.microsoft.com/office/word/2010/wordprocessingDrawing" xmlns:wp="http://schemas.openxmlformats.org/drawingml/2006/wordprocessingDrawing" xmlns:w10="urn:schemas-microsoft-com:office:word" xmlns:w="http://schemas.openxmlformats.org/wordprocessingml/2006/main" xmlns:w14="http://schemas.microsoft.com/office/word/2010/wordml" xmlns:w15="http://schemas.microsoft.com/office/word/2012/wordml" xmlns:w16se="http://schemas.microsoft.com/office/word/2015/wordml/symex" xmlns:wpg="http://schemas.microsoft.com/office/word/2010/wordprocessingGroup" xmlns:wpi="http://schemas.microsoft.com/office/word/2010/wordprocessingInk" xmlns:wne="http://schemas.microsoft.com/office/word/2006/wordml" xmlns:wps="http://schemas.microsoft.com/office/word/2010/wordprocessingShape" mc:Ignorable="w14 w15 w16se wp14">
+<w:document xmlns:wpc="http://schemas.microsoft.com/office/word/2010/wordprocessingCanvas" xmlns:cx="http://schemas.microsoft.com/office/drawing/2014/chartex" xmlns:cx1="http://schemas.microsoft.com/office/drawing/2015/9/8/chartex" xmlns:cx2="http://schemas.microsoft.com/office/drawing/2015/10/21/chartex" xmlns:cx3="http://schemas.microsoft.com/office/drawing/2016/5/9/chartex" xmlns:cx4="http://schemas.microsoft.com/office/drawing/2016/5/10/chartex" xmlns:cx5="http://schemas.microsoft.com/office/drawing/2016/5/11/chartex" xmlns:cx6="http://schemas.microsoft.com/office/drawing/2016/5/12/chartex" xmlns:cx7="http://schemas.microsoft.com/office/drawing/2016/5/13/chartex" xmlns:cx8="http://schemas.microsoft.com/office/drawing/2016/5/14/chartex" xmlns:mc="http://schemas.openxmlformats.org/markup-compatibility/2006" xmlns:aink="http://schemas.microsoft.com/office/drawing/2016/ink" xmlns:am3d="http://schemas.microsoft.com/office/drawing/2017/model3d" xmlns:o="urn:schemas-microsoft-com:office:office" xmlns:oel="http://schemas.microsoft.com/office/2019/extlst" xmlns:r="http://schemas.openxmlformats.org/officeDocument/2006/relationships" xmlns:m="http://schemas.openxmlformats.org/officeDocument/2006/math" xmlns:v="urn:schemas-microsoft-com:vml" xmlns:wp14="http://schemas.microsoft.com/office/word/2010/wordprocessingDrawing" xmlns:wp="http://schemas.openxmlformats.org/drawingml/2006/wordprocessingDrawing" xmlns:w10="urn:schemas-microsoft-com:office:word" xmlns:w="http://schemas.openxmlformats.org/wordprocessingml/2006/main" xmlns:w14="http://schemas.microsoft.com/office/word/2010/wordml" xmlns:w15="http://schemas.microsoft.com/office/word/2012/wordml" xmlns:w16cex="http://schemas.microsoft.com/office/word/2018/wordml/cex" xmlns:w16cid="http://schemas.microsoft.com/office/word/2016/wordml/cid" xmlns:w16="http://schemas.microsoft.com/office/word/2018/wordml" xmlns:w16du="http://schemas.microsoft.com/office/word/2023/wordml/word16du" xmlns:w16sdtdh="http://schemas.microsoft.com/office/word/2020/wordml/sdtdatahash" xmlns:w16sdtfl="http://schemas.microsoft.com/office/word/2024/wordml/sdtformatlock" xmlns:w16se="http://schemas.microsoft.com/office/word/2015/wordml/symex" xmlns:wpg="http://schemas.microsoft.com/office/word/2010/wordprocessingGroup" xmlns:wpi="http://schemas.microsoft.com/office/word/2010/wordprocessingInk" xmlns:wne="http://schemas.microsoft.com/office/word/2006/wordml" xmlns:wps="http://schemas.microsoft.com/office/word/2010/wordprocessingShape" mc:Ignorable="w14 w15 w16se w16cid w16 w16cex w16sdtdh w16sdtfl w16du wp14">
   <w:body>
     <w:tbl>
       <w:tblPr>
@@ -322,7 +322,7 @@
         <mc:AlternateContent>
           <mc:Choice Requires="wps">
             <w:drawing>
-              <wp:anchor distT="0" distB="0" distL="114300" distR="114300" simplePos="0" relativeHeight="251659264" behindDoc="0" locked="0" layoutInCell="1" allowOverlap="1">
+              <wp:anchor distT="0" distB="0" distL="114300" distR="114300" simplePos="0" relativeHeight="251659264" behindDoc="0" locked="0" layoutInCell="1" allowOverlap="1" wp14:anchorId="05A65254" wp14:editId="58B11676">
                 <wp:simplePos x="0" y="0"/>
                 <wp:positionH relativeFrom="column">
                   <wp:posOffset>-228600</wp:posOffset>
@@ -1132,21 +1132,19 @@
               <w:rPr>
                 <w:rFonts w:cs="B Nazanin"/>
               </w:rPr>
-              <w:t>user (User) – title (string) – category (Category) – amount (decimal or long) – date (</w:t>
-            </w:r>
-            <w:proofErr w:type="spellStart"/>
-            <w:r>
-              <w:rPr>
-                <w:rFonts w:cs="B Nazanin"/>
-              </w:rPr>
-              <w:t>Datetime</w:t>
-            </w:r>
-            <w:proofErr w:type="spellEnd"/>
-            <w:r>
-              <w:rPr>
-                <w:rFonts w:cs="B Nazanin"/>
-              </w:rPr>
-              <w:t>) – description (string; optional)</w:t>
+              <w:t xml:space="preserve">user (User) – title (string) – category (Category) – amount (decimal </w:t>
+            </w:r>
+            <w:r>
+              <w:rPr>
+                <w:rFonts w:cs="B Nazanin"/>
+              </w:rPr>
+              <w:t>|</w:t>
+            </w:r>
+            <w:r>
+              <w:rPr>
+                <w:rFonts w:cs="B Nazanin"/>
+              </w:rPr>
+              <w:t xml:space="preserve"> long) – date (Datetime) – description (string; optional)</w:t>
             </w:r>
           </w:p>
           <w:p>
@@ -1308,6 +1306,13 @@
               <w:lastRenderedPageBreak/>
               <w:t xml:space="preserve">نوع: </w:t>
             </w:r>
+            <w:r>
+              <w:rPr>
+                <w:rFonts w:cs="B Nazanin" w:hint="cs"/>
+                <w:rtl/>
+              </w:rPr>
+              <w:t>واقعی، دامنه</w:t>
+            </w:r>
           </w:p>
         </w:tc>
         <w:tc>
@@ -1336,8 +1341,6 @@
               </w:rPr>
               <w:t>3</w:t>
             </w:r>
-            <w:bookmarkStart w:id="0" w:name="_GoBack"/>
-            <w:bookmarkEnd w:id="0"/>
           </w:p>
         </w:tc>
         <w:tc>
@@ -1349,6 +1352,8 @@
               <w:pStyle w:val="TEXT"/>
               <w:rPr>
                 <w:rFonts w:cs="B Nazanin"/>
+                <w:sz w:val="26"/>
+                <w:szCs w:val="24"/>
               </w:rPr>
             </w:pPr>
             <w:r>
@@ -1358,6 +1363,16 @@
               </w:rPr>
               <w:t xml:space="preserve">نام کلاس: </w:t>
             </w:r>
+            <w:proofErr w:type="spellStart"/>
+            <w:r>
+              <w:rPr>
+                <w:rFonts w:cs="B Nazanin"/>
+                <w:sz w:val="24"/>
+                <w:szCs w:val="22"/>
+              </w:rPr>
+              <w:t>StatisticalAnalysis</w:t>
+            </w:r>
+            <w:proofErr w:type="spellEnd"/>
           </w:p>
         </w:tc>
       </w:tr>
@@ -1383,6 +1398,13 @@
               </w:rPr>
               <w:t>یوزکیس:</w:t>
             </w:r>
+            <w:r>
+              <w:rPr>
+                <w:rFonts w:cs="B Nazanin" w:hint="cs"/>
+                <w:rtl/>
+              </w:rPr>
+              <w:t xml:space="preserve"> تحلیل آماری</w:t>
+            </w:r>
           </w:p>
         </w:tc>
         <w:tc>
@@ -1403,6 +1425,13 @@
                 <w:rtl/>
               </w:rPr>
               <w:t xml:space="preserve">شرح: </w:t>
+            </w:r>
+            <w:r>
+              <w:rPr>
+                <w:rFonts w:cs="B Nazanin" w:hint="cs"/>
+                <w:rtl/>
+              </w:rPr>
+              <w:t>محاسبه معیارهای آماری مختلف بر روی اطلاعات هر کاربر مانند تعداد و میزان تراکنش(به تفکیک خرج و درامد)، نرخ ذخیره پول و ....</w:t>
             </w:r>
           </w:p>
         </w:tc>
@@ -1440,6 +1469,42 @@
                 <w:rFonts w:cs="B Nazanin"/>
               </w:rPr>
             </w:pPr>
+            <w:proofErr w:type="spellStart"/>
+            <w:r>
+              <w:rPr>
+                <w:rFonts w:cs="B Nazanin"/>
+              </w:rPr>
+              <w:t>DBConverter</w:t>
+            </w:r>
+            <w:proofErr w:type="spellEnd"/>
+          </w:p>
+          <w:p>
+            <w:pPr>
+              <w:pStyle w:val="TEXT"/>
+              <w:jc w:val="right"/>
+            </w:pPr>
+            <w:proofErr w:type="spellStart"/>
+            <w:r>
+              <w:t>Chart_data_builder</w:t>
+            </w:r>
+            <w:proofErr w:type="spellEnd"/>
+          </w:p>
+          <w:p>
+            <w:pPr>
+              <w:pStyle w:val="TEXT"/>
+              <w:jc w:val="right"/>
+            </w:pPr>
+            <w:proofErr w:type="spellStart"/>
+            <w:r>
+              <w:t>BaseUser</w:t>
+            </w:r>
+            <w:proofErr w:type="spellEnd"/>
+          </w:p>
+          <w:p>
+            <w:pPr>
+              <w:pStyle w:val="TEXT"/>
+              <w:jc w:val="center"/>
+            </w:pPr>
           </w:p>
         </w:tc>
         <w:tc>
@@ -1461,6 +1526,70 @@
                 <w:rtl/>
               </w:rPr>
               <w:t xml:space="preserve">مسئولیت ها: </w:t>
+            </w:r>
+          </w:p>
+          <w:p>
+            <w:pPr>
+              <w:pStyle w:val="TEXT"/>
+              <w:rPr>
+                <w:rFonts w:cs="B Nazanin"/>
+                <w:rtl/>
+              </w:rPr>
+            </w:pPr>
+            <w:r>
+              <w:rPr>
+                <w:rFonts w:cs="B Nazanin" w:hint="cs"/>
+                <w:rtl/>
+              </w:rPr>
+              <w:t>پیش‌پردازش داده‌ها</w:t>
+            </w:r>
+          </w:p>
+          <w:p>
+            <w:pPr>
+              <w:pStyle w:val="TEXT"/>
+              <w:rPr>
+                <w:rFonts w:cs="B Nazanin"/>
+                <w:rtl/>
+              </w:rPr>
+            </w:pPr>
+            <w:r>
+              <w:rPr>
+                <w:rFonts w:cs="B Nazanin" w:hint="cs"/>
+                <w:rtl/>
+              </w:rPr>
+              <w:t>محاسبه معیارهای مختلف آماری</w:t>
+            </w:r>
+          </w:p>
+          <w:p>
+            <w:pPr>
+              <w:pStyle w:val="TEXT"/>
+              <w:rPr>
+                <w:rFonts w:cs="B Nazanin"/>
+                <w:rtl/>
+              </w:rPr>
+            </w:pPr>
+            <w:r>
+              <w:rPr>
+                <w:rFonts w:cs="B Nazanin" w:hint="cs"/>
+                <w:rtl/>
+              </w:rPr>
+              <w:t>برگرداندن در قالب اعداد و دیکشنری</w:t>
+            </w:r>
+          </w:p>
+          <w:p>
+            <w:pPr>
+              <w:pStyle w:val="TEXT"/>
+              <w:rPr>
+                <w:rFonts w:cs="B Nazanin"/>
+                <w:rtl/>
+              </w:rPr>
+            </w:pPr>
+            <w:r>
+              <w:rPr>
+                <w:rFonts w:cs="B Nazanin" w:hint="cs"/>
+                <w:rtl/>
+              </w:rPr>
+              <w:t>تولید داده برای رسم نمودارهای مختلف</w:t>
             </w:r>
           </w:p>
           <w:p>
@@ -1663,6 +1792,63 @@
                 <w:rFonts w:cs="B Nazanin"/>
               </w:rPr>
             </w:pPr>
+            <w:proofErr w:type="spellStart"/>
+            <w:r>
+              <w:rPr>
+                <w:rFonts w:cs="B Nazanin"/>
+              </w:rPr>
+              <w:t>User_</w:t>
+            </w:r>
+            <w:proofErr w:type="gramStart"/>
+            <w:r>
+              <w:rPr>
+                <w:rFonts w:cs="B Nazanin"/>
+              </w:rPr>
+              <w:t>ID</w:t>
+            </w:r>
+            <w:proofErr w:type="spellEnd"/>
+            <w:r>
+              <w:rPr>
+                <w:rFonts w:cs="B Nazanin"/>
+              </w:rPr>
+              <w:t>(</w:t>
+            </w:r>
+            <w:proofErr w:type="gramEnd"/>
+            <w:r>
+              <w:rPr>
+                <w:rFonts w:cs="B Nazanin"/>
+              </w:rPr>
+              <w:t xml:space="preserve">string | int), Transaction Kind(string), </w:t>
+            </w:r>
+            <w:proofErr w:type="gramStart"/>
+            <w:r>
+              <w:rPr>
+                <w:rFonts w:cs="B Nazanin"/>
+              </w:rPr>
+              <w:t>Amount(</w:t>
+            </w:r>
+            <w:proofErr w:type="gramEnd"/>
+            <w:r>
+              <w:rPr>
+                <w:rFonts w:cs="B Nazanin"/>
+              </w:rPr>
+              <w:t>Decimal | Long),</w:t>
+            </w:r>
+          </w:p>
+          <w:p>
+            <w:pPr>
+              <w:pStyle w:val="TEXT"/>
+              <w:bidi w:val="0"/>
+              <w:rPr>
+                <w:rFonts w:cs="B Nazanin"/>
+              </w:rPr>
+            </w:pPr>
+            <w:r>
+              <w:rPr>
+                <w:rFonts w:cs="B Nazanin"/>
+              </w:rPr>
+              <w:t>Date Time(datetime)</w:t>
+            </w:r>
           </w:p>
         </w:tc>
       </w:tr>
@@ -1690,6 +1876,28 @@
               </w:rPr>
               <w:t>روابط:</w:t>
             </w:r>
+            <w:proofErr w:type="spellStart"/>
+            <w:r>
+              <w:rPr>
+                <w:rFonts w:cs="B Nazanin"/>
+              </w:rPr>
+              <w:t>DBConverter</w:t>
+            </w:r>
+            <w:proofErr w:type="spellEnd"/>
+            <w:r>
+              <w:rPr>
+                <w:rFonts w:cs="B Nazanin"/>
+              </w:rPr>
+              <w:t xml:space="preserve">, </w:t>
+            </w:r>
+            <w:proofErr w:type="spellStart"/>
+            <w:r>
+              <w:rPr>
+                <w:rFonts w:cs="B Nazanin"/>
+              </w:rPr>
+              <w:t>BaseUser</w:t>
+            </w:r>
+            <w:proofErr w:type="spellEnd"/>
           </w:p>
           <w:p>
             <w:pPr>
@@ -1707,6 +1915,821 @@
               </w:rPr>
               <w:t xml:space="preserve">تعمیم: </w:t>
             </w:r>
+          </w:p>
+          <w:p>
+            <w:pPr>
+              <w:pStyle w:val="TEXT"/>
+              <w:jc w:val="both"/>
+              <w:rPr>
+                <w:rFonts w:cs="B Nazanin"/>
+                <w:rtl/>
+              </w:rPr>
+            </w:pPr>
+          </w:p>
+          <w:p>
+            <w:pPr>
+              <w:pStyle w:val="TEXT"/>
+              <w:jc w:val="both"/>
+              <w:rPr>
+                <w:rFonts w:cs="B Nazanin"/>
+                <w:rtl/>
+              </w:rPr>
+            </w:pPr>
+            <w:r>
+              <w:rPr>
+                <w:rFonts w:cs="B Nazanin" w:hint="cs"/>
+                <w:rtl/>
+              </w:rPr>
+              <w:t xml:space="preserve">تجمع: </w:t>
+            </w:r>
+          </w:p>
+          <w:p>
+            <w:pPr>
+              <w:pStyle w:val="TEXT"/>
+              <w:jc w:val="both"/>
+              <w:rPr>
+                <w:rFonts w:cs="B Nazanin"/>
+                <w:rtl/>
+              </w:rPr>
+            </w:pPr>
+            <w:r>
+              <w:rPr>
+                <w:rFonts w:cs="B Nazanin" w:hint="cs"/>
+                <w:rtl/>
+              </w:rPr>
+              <w:t xml:space="preserve">سایر روابط: </w:t>
+            </w:r>
+            <w:proofErr w:type="spellStart"/>
+            <w:r>
+              <w:rPr>
+                <w:rFonts w:cs="B Nazanin"/>
+              </w:rPr>
+              <w:t>ChartDataBuilder</w:t>
+            </w:r>
+            <w:proofErr w:type="spellEnd"/>
+          </w:p>
+        </w:tc>
+      </w:tr>
+    </w:tbl>
+    <w:tbl>
+      <w:tblPr>
+        <w:tblStyle w:val="TableGrid"/>
+        <w:tblpPr w:leftFromText="180" w:rightFromText="180" w:vertAnchor="page" w:horzAnchor="margin" w:tblpY="2606"/>
+        <w:tblW w:w="9434" w:type="dxa"/>
+        <w:tblLook w:val="04A0" w:firstRow="1" w:lastRow="0" w:firstColumn="1" w:lastColumn="0" w:noHBand="0" w:noVBand="1"/>
+      </w:tblPr>
+      <w:tblGrid>
+        <w:gridCol w:w="3144"/>
+        <w:gridCol w:w="1573"/>
+        <w:gridCol w:w="1572"/>
+        <w:gridCol w:w="3145"/>
+      </w:tblGrid>
+      <w:tr>
+        <w:trPr>
+          <w:trHeight w:val="440"/>
+        </w:trPr>
+        <w:tc>
+          <w:tcPr>
+            <w:tcW w:w="3144" w:type="dxa"/>
+          </w:tcPr>
+          <w:p>
+            <w:pPr>
+              <w:pStyle w:val="TEXT"/>
+              <w:rPr>
+                <w:rFonts w:cs="B Nazanin"/>
+              </w:rPr>
+            </w:pPr>
+            <w:r>
+              <w:rPr>
+                <w:rFonts w:cs="B Nazanin" w:hint="cs"/>
+                <w:rtl/>
+              </w:rPr>
+              <w:lastRenderedPageBreak/>
+              <w:t xml:space="preserve">نوع: </w:t>
+            </w:r>
+            <w:r>
+              <w:rPr>
+                <w:rFonts w:cs="B Nazanin" w:hint="cs"/>
+                <w:rtl/>
+              </w:rPr>
+              <w:t>واقعی، دامنه</w:t>
+            </w:r>
+          </w:p>
+        </w:tc>
+        <w:tc>
+          <w:tcPr>
+            <w:tcW w:w="3145" w:type="dxa"/>
+            <w:gridSpan w:val="2"/>
+          </w:tcPr>
+          <w:p>
+            <w:pPr>
+              <w:pStyle w:val="TEXT"/>
+              <w:rPr>
+                <w:rFonts w:cs="B Nazanin"/>
+              </w:rPr>
+            </w:pPr>
+            <w:r>
+              <w:rPr>
+                <w:rFonts w:cs="B Nazanin" w:hint="cs"/>
+                <w:rtl/>
+              </w:rPr>
+              <w:t xml:space="preserve">شماره شناسایی: </w:t>
+            </w:r>
+            <w:r>
+              <w:rPr>
+                <w:rFonts w:cs="B Nazanin" w:hint="cs"/>
+                <w:rtl/>
+              </w:rPr>
+              <w:t>3</w:t>
+            </w:r>
+          </w:p>
+        </w:tc>
+        <w:tc>
+          <w:tcPr>
+            <w:tcW w:w="3145" w:type="dxa"/>
+          </w:tcPr>
+          <w:p>
+            <w:pPr>
+              <w:pStyle w:val="TEXT"/>
+              <w:rPr>
+                <w:rFonts w:cs="B Nazanin"/>
+                <w:sz w:val="26"/>
+                <w:szCs w:val="24"/>
+              </w:rPr>
+            </w:pPr>
+            <w:r>
+              <w:rPr>
+                <w:rFonts w:cs="B Nazanin" w:hint="cs"/>
+                <w:rtl/>
+              </w:rPr>
+              <w:t xml:space="preserve">نام کلاس: </w:t>
+            </w:r>
+            <w:proofErr w:type="spellStart"/>
+            <w:r>
+              <w:rPr>
+                <w:rFonts w:cs="B Nazanin"/>
+                <w:sz w:val="24"/>
+                <w:szCs w:val="22"/>
+              </w:rPr>
+              <w:t>MachineLearning</w:t>
+            </w:r>
+            <w:proofErr w:type="spellEnd"/>
+          </w:p>
+        </w:tc>
+      </w:tr>
+      <w:tr>
+        <w:trPr>
+          <w:trHeight w:val="890"/>
+        </w:trPr>
+        <w:tc>
+          <w:tcPr>
+            <w:tcW w:w="3144" w:type="dxa"/>
+          </w:tcPr>
+          <w:p>
+            <w:pPr>
+              <w:pStyle w:val="TEXT"/>
+              <w:rPr>
+                <w:rFonts w:cs="B Nazanin"/>
+              </w:rPr>
+            </w:pPr>
+            <w:r>
+              <w:rPr>
+                <w:rFonts w:cs="B Nazanin" w:hint="cs"/>
+                <w:rtl/>
+              </w:rPr>
+              <w:t>یوزکیس:</w:t>
+            </w:r>
+            <w:r>
+              <w:rPr>
+                <w:rFonts w:cs="B Nazanin" w:hint="cs"/>
+                <w:rtl/>
+              </w:rPr>
+              <w:t xml:space="preserve"> </w:t>
+            </w:r>
+            <w:r>
+              <w:rPr>
+                <w:rFonts w:cs="B Nazanin" w:hint="cs"/>
+                <w:rtl/>
+              </w:rPr>
+              <w:t>پیش‌بینی موجودی</w:t>
+            </w:r>
+          </w:p>
+        </w:tc>
+        <w:tc>
+          <w:tcPr>
+            <w:tcW w:w="6290" w:type="dxa"/>
+            <w:gridSpan w:val="3"/>
+          </w:tcPr>
+          <w:p>
+            <w:pPr>
+              <w:pStyle w:val="TEXT"/>
+              <w:rPr>
+                <w:rFonts w:cs="B Nazanin"/>
+              </w:rPr>
+            </w:pPr>
+            <w:r>
+              <w:rPr>
+                <w:rFonts w:cs="B Nazanin" w:hint="cs"/>
+                <w:rtl/>
+              </w:rPr>
+              <w:t xml:space="preserve">شرح: </w:t>
+            </w:r>
+            <w:r>
+              <w:rPr>
+                <w:rFonts w:cs="B Nazanin" w:hint="cs"/>
+                <w:rtl/>
+              </w:rPr>
+              <w:t>یادگرفتن الگوی تراکنش‌خالص برای هر کاربر در هر روز و پیش بینی میزان موجودی خالص 7 روز آینده کاربر</w:t>
+            </w:r>
+          </w:p>
+        </w:tc>
+      </w:tr>
+      <w:tr>
+        <w:trPr>
+          <w:trHeight w:val="3320"/>
+        </w:trPr>
+        <w:tc>
+          <w:tcPr>
+            <w:tcW w:w="4717" w:type="dxa"/>
+            <w:gridSpan w:val="2"/>
+          </w:tcPr>
+          <w:p>
+            <w:pPr>
+              <w:pStyle w:val="TEXT"/>
+              <w:rPr>
+                <w:rFonts w:cs="B Nazanin"/>
+                <w:rtl/>
+              </w:rPr>
+            </w:pPr>
+            <w:r>
+              <w:rPr>
+                <w:rFonts w:cs="B Nazanin" w:hint="cs"/>
+                <w:rtl/>
+              </w:rPr>
+              <w:t>همکاری ها:</w:t>
+            </w:r>
+          </w:p>
+          <w:p>
+            <w:pPr>
+              <w:pStyle w:val="TEXT"/>
+              <w:jc w:val="right"/>
+            </w:pPr>
+            <w:proofErr w:type="spellStart"/>
+            <w:r>
+              <w:t>EligibilityChecker</w:t>
+            </w:r>
+            <w:proofErr w:type="spellEnd"/>
+          </w:p>
+          <w:p>
+            <w:pPr>
+              <w:pStyle w:val="TEXT"/>
+              <w:jc w:val="right"/>
+            </w:pPr>
+            <w:proofErr w:type="spellStart"/>
+            <w:r>
+              <w:t>DataPreprocessing</w:t>
+            </w:r>
+            <w:proofErr w:type="spellEnd"/>
+          </w:p>
+          <w:p>
+            <w:pPr>
+              <w:pStyle w:val="TEXT"/>
+              <w:jc w:val="right"/>
+            </w:pPr>
+            <w:proofErr w:type="spellStart"/>
+            <w:r>
+              <w:t>ModelCreation</w:t>
+            </w:r>
+            <w:proofErr w:type="spellEnd"/>
+          </w:p>
+          <w:p>
+            <w:pPr>
+              <w:pStyle w:val="TEXT"/>
+              <w:jc w:val="right"/>
+            </w:pPr>
+            <w:r>
+              <w:t>Predict</w:t>
+            </w:r>
+          </w:p>
+          <w:p>
+            <w:pPr>
+              <w:pStyle w:val="TEXT"/>
+              <w:jc w:val="right"/>
+            </w:pPr>
+            <w:proofErr w:type="spellStart"/>
+            <w:proofErr w:type="gramStart"/>
+            <w:r>
+              <w:t>RetrainChecker</w:t>
+            </w:r>
+            <w:proofErr w:type="spellEnd"/>
+            <w:proofErr w:type="gramEnd"/>
+          </w:p>
+          <w:p>
+            <w:pPr>
+              <w:pStyle w:val="TEXT"/>
+              <w:jc w:val="right"/>
+            </w:pPr>
+            <w:proofErr w:type="spellStart"/>
+            <w:r>
+              <w:t>ModelRetraining</w:t>
+            </w:r>
+            <w:proofErr w:type="spellEnd"/>
+          </w:p>
+          <w:p>
+            <w:pPr>
+              <w:pStyle w:val="TEXT"/>
+              <w:jc w:val="right"/>
+            </w:pPr>
+          </w:p>
+          <w:p>
+            <w:pPr>
+              <w:pStyle w:val="TEXT"/>
+              <w:jc w:val="right"/>
+            </w:pPr>
+          </w:p>
+        </w:tc>
+        <w:tc>
+          <w:tcPr>
+            <w:tcW w:w="4717" w:type="dxa"/>
+            <w:gridSpan w:val="2"/>
+          </w:tcPr>
+          <w:p>
+            <w:pPr>
+              <w:pStyle w:val="TEXT"/>
+              <w:rPr>
+                <w:rFonts w:cs="B Nazanin"/>
+                <w:rtl/>
+              </w:rPr>
+            </w:pPr>
+            <w:r>
+              <w:rPr>
+                <w:rFonts w:cs="B Nazanin" w:hint="cs"/>
+                <w:rtl/>
+              </w:rPr>
+              <w:t xml:space="preserve">مسئولیت ها: </w:t>
+            </w:r>
+          </w:p>
+          <w:p>
+            <w:pPr>
+              <w:pStyle w:val="TEXT"/>
+              <w:rPr>
+                <w:rFonts w:cs="B Nazanin"/>
+                <w:rtl/>
+              </w:rPr>
+            </w:pPr>
+            <w:r>
+              <w:rPr>
+                <w:rFonts w:cs="B Nazanin" w:hint="cs"/>
+                <w:rtl/>
+              </w:rPr>
+              <w:t>بررسی واجد شرایط بودن کاربر</w:t>
+            </w:r>
+          </w:p>
+          <w:p>
+            <w:pPr>
+              <w:pStyle w:val="TEXT"/>
+              <w:rPr>
+                <w:rFonts w:cs="B Nazanin"/>
+                <w:rtl/>
+              </w:rPr>
+            </w:pPr>
+            <w:r>
+              <w:rPr>
+                <w:rFonts w:cs="B Nazanin" w:hint="cs"/>
+                <w:rtl/>
+              </w:rPr>
+              <w:t>پیش‌پردازش داده‌ها</w:t>
+            </w:r>
+          </w:p>
+          <w:p>
+            <w:pPr>
+              <w:pStyle w:val="TEXT"/>
+              <w:rPr>
+                <w:rFonts w:cs="B Nazanin"/>
+                <w:rtl/>
+              </w:rPr>
+            </w:pPr>
+            <w:r>
+              <w:rPr>
+                <w:rFonts w:cs="B Nazanin" w:hint="cs"/>
+                <w:rtl/>
+              </w:rPr>
+              <w:t>ساختن مدل</w:t>
+            </w:r>
+          </w:p>
+          <w:p>
+            <w:pPr>
+              <w:pStyle w:val="TEXT"/>
+              <w:rPr>
+                <w:rFonts w:cs="B Nazanin"/>
+                <w:rtl/>
+              </w:rPr>
+            </w:pPr>
+            <w:r>
+              <w:rPr>
+                <w:rFonts w:cs="B Nazanin" w:hint="cs"/>
+                <w:rtl/>
+              </w:rPr>
+              <w:t>پیش بینی</w:t>
+            </w:r>
+          </w:p>
+          <w:p>
+            <w:pPr>
+              <w:pStyle w:val="TEXT"/>
+              <w:rPr>
+                <w:rFonts w:cs="B Nazanin"/>
+                <w:rtl/>
+              </w:rPr>
+            </w:pPr>
+            <w:r>
+              <w:rPr>
+                <w:rFonts w:cs="B Nazanin" w:hint="cs"/>
+                <w:rtl/>
+              </w:rPr>
+              <w:t>بررسی نیاز به بازیادگیری</w:t>
+            </w:r>
+          </w:p>
+          <w:p>
+            <w:pPr>
+              <w:pStyle w:val="TEXT"/>
+              <w:rPr>
+                <w:rFonts w:cs="B Nazanin"/>
+              </w:rPr>
+            </w:pPr>
+            <w:r>
+              <w:rPr>
+                <w:rFonts w:cs="B Nazanin" w:hint="cs"/>
+                <w:rtl/>
+              </w:rPr>
+              <w:t>بازیادگیری مدل</w:t>
+            </w:r>
+          </w:p>
+        </w:tc>
+      </w:tr>
+    </w:tbl>
+    <w:p>
+      <w:pPr>
+        <w:rPr>
+          <w:rFonts w:cs="B Nazanin"/>
+          <w:rtl/>
+        </w:rPr>
+      </w:pPr>
+      <w:r>
+        <w:rPr>
+          <w:rFonts w:cs="B Nazanin"/>
+          <w:noProof/>
+          <w:rtl/>
+        </w:rPr>
+        <mc:AlternateContent>
+          <mc:Choice Requires="wps">
+            <w:drawing>
+              <wp:anchor distT="0" distB="0" distL="114300" distR="114300" simplePos="0" relativeHeight="251667456" behindDoc="0" locked="0" layoutInCell="1" allowOverlap="1" wp14:anchorId="64D1A9D6" wp14:editId="5A6D5E97">
+                <wp:simplePos x="0" y="0"/>
+                <wp:positionH relativeFrom="column">
+                  <wp:posOffset>-228600</wp:posOffset>
+                </wp:positionH>
+                <wp:positionV relativeFrom="paragraph">
+                  <wp:posOffset>-63500</wp:posOffset>
+                </wp:positionV>
+                <wp:extent cx="6375400" cy="8216900"/>
+                <wp:effectExtent l="0" t="0" r="25400" b="12700"/>
+                <wp:wrapNone/>
+                <wp:docPr id="1654014570" name="Rectangle 1654014570"/>
+                <wp:cNvGraphicFramePr/>
+                <a:graphic xmlns:a="http://schemas.openxmlformats.org/drawingml/2006/main">
+                  <a:graphicData uri="http://schemas.microsoft.com/office/word/2010/wordprocessingShape">
+                    <wps:wsp>
+                      <wps:cNvSpPr/>
+                      <wps:spPr>
+                        <a:xfrm>
+                          <a:off x="0" y="0"/>
+                          <a:ext cx="6375400" cy="8216900"/>
+                        </a:xfrm>
+                        <a:prstGeom prst="rect">
+                          <a:avLst/>
+                        </a:prstGeom>
+                        <a:noFill/>
+                        <a:ln w="9525">
+                          <a:solidFill>
+                            <a:schemeClr val="accent1">
+                              <a:lumMod val="75000"/>
+                            </a:schemeClr>
+                          </a:solidFill>
+                        </a:ln>
+                      </wps:spPr>
+                      <wps:style>
+                        <a:lnRef idx="2">
+                          <a:schemeClr val="accent5"/>
+                        </a:lnRef>
+                        <a:fillRef idx="1">
+                          <a:schemeClr val="lt1"/>
+                        </a:fillRef>
+                        <a:effectRef idx="0">
+                          <a:schemeClr val="accent5"/>
+                        </a:effectRef>
+                        <a:fontRef idx="minor">
+                          <a:schemeClr val="dk1"/>
+                        </a:fontRef>
+                      </wps:style>
+                      <wps:bodyPr rot="0" spcFirstLastPara="0" vertOverflow="overflow" horzOverflow="overflow" vert="horz" wrap="square" lIns="91440" tIns="45720" rIns="91440" bIns="45720" numCol="1" spcCol="0" rtlCol="0" fromWordArt="0" anchor="ctr" anchorCtr="0" forceAA="0" compatLnSpc="1">
+                        <a:prstTxWarp prst="textNoShape">
+                          <a:avLst/>
+                        </a:prstTxWarp>
+                        <a:noAutofit/>
+                      </wps:bodyPr>
+                    </wps:wsp>
+                  </a:graphicData>
+                </a:graphic>
+              </wp:anchor>
+            </w:drawing>
+          </mc:Choice>
+          <mc:Fallback>
+            <w:pict>
+              <v:rect w14:anchorId="58DE6439" id="Rectangle 1654014570" o:spid="_x0000_s1026" style="position:absolute;margin-left:-18pt;margin-top:-5pt;width:502pt;height:647pt;z-index:251667456;visibility:visible;mso-wrap-style:square;mso-wrap-distance-left:9pt;mso-wrap-distance-top:0;mso-wrap-distance-right:9pt;mso-wrap-distance-bottom:0;mso-position-horizontal:absolute;mso-position-horizontal-relative:text;mso-position-vertical:absolute;mso-position-vertical-relative:text;v-text-anchor:middle" o:gfxdata="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" filled="f" strokecolor="#2e74b5 [2404]"/>
+            </w:pict>
+          </mc:Fallback>
+        </mc:AlternateContent>
+      </w:r>
+    </w:p>
+    <w:p>
+      <w:pPr>
+        <w:pStyle w:val="TEXT"/>
+        <w:rPr>
+          <w:rFonts w:cs="B Nazanin"/>
+          <w:b/>
+          <w:bCs/>
+          <w:sz w:val="32"/>
+          <w:szCs w:val="32"/>
+          <w:rtl/>
+        </w:rPr>
+      </w:pPr>
+      <w:r>
+        <w:rPr>
+          <w:rFonts w:cs="B Nazanin" w:hint="cs"/>
+          <w:b/>
+          <w:bCs/>
+          <w:sz w:val="32"/>
+          <w:szCs w:val="32"/>
+          <w:rtl/>
+        </w:rPr>
+        <w:t>روی کارت</w:t>
+      </w:r>
+    </w:p>
+    <w:p>
+      <w:pPr>
+        <w:pStyle w:val="TEXT"/>
+        <w:rPr>
+          <w:rFonts w:cs="B Nazanin"/>
+          <w:b/>
+          <w:bCs/>
+          <w:sz w:val="32"/>
+          <w:szCs w:val="32"/>
+        </w:rPr>
+      </w:pPr>
+    </w:p>
+    <w:p>
+      <w:pPr>
+        <w:pStyle w:val="TEXT"/>
+        <w:rPr>
+          <w:rFonts w:cs="B Nazanin"/>
+          <w:b/>
+          <w:bCs/>
+          <w:sz w:val="32"/>
+          <w:szCs w:val="32"/>
+        </w:rPr>
+      </w:pPr>
+    </w:p>
+    <w:p>
+      <w:pPr>
+        <w:pStyle w:val="TEXT"/>
+        <w:rPr>
+          <w:rFonts w:cs="B Nazanin"/>
+          <w:b/>
+          <w:bCs/>
+          <w:sz w:val="32"/>
+          <w:szCs w:val="32"/>
+          <w:rtl/>
+        </w:rPr>
+      </w:pPr>
+      <w:r>
+        <w:rPr>
+          <w:rFonts w:cs="B Nazanin" w:hint="cs"/>
+          <w:b/>
+          <w:bCs/>
+          <w:sz w:val="32"/>
+          <w:szCs w:val="32"/>
+          <w:rtl/>
+        </w:rPr>
+        <w:t>پشت کارت</w:t>
+      </w:r>
+    </w:p>
+    <w:tbl>
+      <w:tblPr>
+        <w:tblStyle w:val="TableGrid"/>
+        <w:tblW w:w="9415" w:type="dxa"/>
+        <w:tblLook w:val="04A0" w:firstRow="1" w:lastRow="0" w:firstColumn="1" w:lastColumn="0" w:noHBand="0" w:noVBand="1"/>
+      </w:tblPr>
+      <w:tblGrid>
+        <w:gridCol w:w="9415"/>
+      </w:tblGrid>
+      <w:tr>
+        <w:trPr>
+          <w:trHeight w:val="2484"/>
+        </w:trPr>
+        <w:tc>
+          <w:tcPr>
+            <w:tcW w:w="9415" w:type="dxa"/>
+          </w:tcPr>
+          <w:p>
+            <w:pPr>
+              <w:pStyle w:val="TEXT"/>
+              <w:rPr>
+                <w:rFonts w:cs="B Nazanin"/>
+                <w:rtl/>
+              </w:rPr>
+            </w:pPr>
+            <w:r>
+              <w:rPr>
+                <w:rFonts w:cs="B Nazanin" w:hint="cs"/>
+                <w:rtl/>
+              </w:rPr>
+              <w:t>صفت ها:</w:t>
+            </w:r>
+          </w:p>
+          <w:p>
+            <w:pPr>
+              <w:pStyle w:val="TEXT"/>
+              <w:bidi w:val="0"/>
+              <w:rPr>
+                <w:rFonts w:cs="B Nazanin"/>
+              </w:rPr>
+            </w:pPr>
+            <w:proofErr w:type="spellStart"/>
+            <w:r>
+              <w:rPr>
+                <w:rFonts w:cs="B Nazanin"/>
+              </w:rPr>
+              <w:t>User_</w:t>
+            </w:r>
+            <w:proofErr w:type="gramStart"/>
+            <w:r>
+              <w:rPr>
+                <w:rFonts w:cs="B Nazanin"/>
+              </w:rPr>
+              <w:t>ID</w:t>
+            </w:r>
+            <w:proofErr w:type="spellEnd"/>
+            <w:r>
+              <w:rPr>
+                <w:rFonts w:cs="B Nazanin"/>
+              </w:rPr>
+              <w:t>(</w:t>
+            </w:r>
+            <w:proofErr w:type="gramEnd"/>
+            <w:r>
+              <w:rPr>
+                <w:rFonts w:cs="B Nazanin"/>
+              </w:rPr>
+              <w:t xml:space="preserve">string | int), Transaction Kind(string), </w:t>
+            </w:r>
+            <w:proofErr w:type="gramStart"/>
+            <w:r>
+              <w:rPr>
+                <w:rFonts w:cs="B Nazanin"/>
+              </w:rPr>
+              <w:t>Amount(</w:t>
+            </w:r>
+            <w:proofErr w:type="gramEnd"/>
+            <w:r>
+              <w:rPr>
+                <w:rFonts w:cs="B Nazanin"/>
+              </w:rPr>
+              <w:t>Decimal | Long),</w:t>
+            </w:r>
+          </w:p>
+          <w:p>
+            <w:pPr>
+              <w:pStyle w:val="TEXT"/>
+              <w:bidi w:val="0"/>
+              <w:rPr>
+                <w:rFonts w:cs="B Nazanin"/>
+              </w:rPr>
+            </w:pPr>
+            <w:r>
+              <w:rPr>
+                <w:rFonts w:cs="B Nazanin"/>
+              </w:rPr>
+              <w:t>Date Time(datetime)</w:t>
+            </w:r>
+          </w:p>
+        </w:tc>
+      </w:tr>
+    </w:tbl>
+    <w:tbl>
+      <w:tblPr>
+        <w:tblStyle w:val="TableGrid"/>
+        <w:tblW w:w="9415" w:type="dxa"/>
+        <w:tblLook w:val="04A0" w:firstRow="1" w:lastRow="0" w:firstColumn="1" w:lastColumn="0" w:noHBand="0" w:noVBand="1"/>
+      </w:tblPr>
+      <w:tblGrid>
+        <w:gridCol w:w="9415"/>
+      </w:tblGrid>
+      <w:tr>
+        <w:trPr>
+          <w:trHeight w:val="2543"/>
+        </w:trPr>
+        <w:tc>
+          <w:tcPr>
+            <w:tcW w:w="9415" w:type="dxa"/>
+          </w:tcPr>
+          <w:p>
+            <w:pPr>
+              <w:pStyle w:val="TEXT"/>
+              <w:jc w:val="both"/>
+              <w:rPr>
+                <w:rFonts w:cs="B Nazanin"/>
+              </w:rPr>
+            </w:pPr>
+            <w:r>
+              <w:rPr>
+                <w:rFonts w:cs="B Nazanin" w:hint="cs"/>
+                <w:rtl/>
+              </w:rPr>
+              <w:t>روابط:</w:t>
+            </w:r>
+            <w:r>
+              <w:rPr>
+                <w:rFonts w:cs="B Nazanin"/>
+              </w:rPr>
+              <w:t xml:space="preserve"> </w:t>
+            </w:r>
+            <w:proofErr w:type="spellStart"/>
+            <w:r>
+              <w:rPr>
+                <w:rFonts w:cs="B Nazanin"/>
+              </w:rPr>
+              <w:t>EligibiltyChecker</w:t>
+            </w:r>
+            <w:proofErr w:type="spellEnd"/>
+            <w:r>
+              <w:rPr>
+                <w:rFonts w:cs="B Nazanin"/>
+              </w:rPr>
+              <w:t xml:space="preserve">, </w:t>
+            </w:r>
+            <w:proofErr w:type="spellStart"/>
+            <w:r>
+              <w:rPr>
+                <w:rFonts w:cs="B Nazanin"/>
+              </w:rPr>
+              <w:t>DataPreprocessing</w:t>
+            </w:r>
+            <w:proofErr w:type="spellEnd"/>
+            <w:r>
+              <w:rPr>
+                <w:rFonts w:cs="B Nazanin"/>
+              </w:rPr>
+              <w:t>, Model Creation</w:t>
+            </w:r>
+          </w:p>
+          <w:p>
+            <w:pPr>
+              <w:pStyle w:val="TEXT"/>
+              <w:jc w:val="both"/>
+              <w:rPr>
+                <w:rFonts w:cs="B Nazanin"/>
+                <w:rtl/>
+              </w:rPr>
+            </w:pPr>
+            <w:r>
+              <w:rPr>
+                <w:rFonts w:cs="B Nazanin" w:hint="cs"/>
+                <w:rtl/>
+              </w:rPr>
+              <w:t xml:space="preserve">تعمیم: </w:t>
+            </w:r>
+            <w:proofErr w:type="spellStart"/>
+            <w:r>
+              <w:rPr>
+                <w:rFonts w:cs="B Nazanin"/>
+              </w:rPr>
+              <w:t>RetrainChecker</w:t>
+            </w:r>
+            <w:proofErr w:type="spellEnd"/>
+            <w:r>
+              <w:rPr>
+                <w:rFonts w:cs="B Nazanin"/>
+              </w:rPr>
+              <w:t xml:space="preserve">, </w:t>
+            </w:r>
+            <w:proofErr w:type="spellStart"/>
+            <w:r>
+              <w:rPr>
+                <w:rFonts w:cs="B Nazanin"/>
+              </w:rPr>
+              <w:t>ModelRetraining</w:t>
+            </w:r>
+            <w:proofErr w:type="spellEnd"/>
           </w:p>
           <w:p>
             <w:pPr>
@@ -1773,7 +2796,7 @@
 </file>
 
 <file path=word/styles.xml><?xml version="1.0" encoding="utf-8"?>
-<w:styles xmlns:mc="http://schemas.openxmlformats.org/markup-compatibility/2006" xmlns:r="http://schemas.openxmlformats.org/officeDocument/2006/relationships" xmlns:w="http://schemas.openxmlformats.org/wordprocessingml/2006/main" xmlns:w14="http://schemas.microsoft.com/office/word/2010/wordml" xmlns:w15="http://schemas.microsoft.com/office/word/2012/wordml" xmlns:w16se="http://schemas.microsoft.com/office/word/2015/wordml/symex" mc:Ignorable="w14 w15 w16se">
+<w:styles xmlns:mc="http://schemas.openxmlformats.org/markup-compatibility/2006" xmlns:r="http://schemas.openxmlformats.org/officeDocument/2006/relationships" xmlns:w="http://schemas.openxmlformats.org/wordprocessingml/2006/main" xmlns:w14="http://schemas.microsoft.com/office/word/2010/wordml" xmlns:w15="http://schemas.microsoft.com/office/word/2012/wordml" xmlns:w16cex="http://schemas.microsoft.com/office/word/2018/wordml/cex" xmlns:w16cid="http://schemas.microsoft.com/office/word/2016/wordml/cid" xmlns:w16="http://schemas.microsoft.com/office/word/2018/wordml" xmlns:w16du="http://schemas.microsoft.com/office/word/2023/wordml/word16du" xmlns:w16sdtdh="http://schemas.microsoft.com/office/word/2020/wordml/sdtdatahash" xmlns:w16sdtfl="http://schemas.microsoft.com/office/word/2024/wordml/sdtformatlock" xmlns:w16se="http://schemas.microsoft.com/office/word/2015/wordml/symex" mc:Ignorable="w14 w15 w16se w16cid w16 w16cex w16sdtdh w16sdtfl w16du">
   <w:docDefaults>
     <w:rPrDefault>
       <w:rPr>
@@ -1789,7 +2812,7 @@
       </w:pPr>
     </w:pPrDefault>
   </w:docDefaults>
-  <w:latentStyles w:defLockedState="0" w:defUIPriority="99" w:defSemiHidden="0" w:defUnhideWhenUsed="0" w:defQFormat="0" w:count="371">
+  <w:latentStyles w:defLockedState="0" w:defUIPriority="99" w:defSemiHidden="0" w:defUnhideWhenUsed="0" w:defQFormat="0" w:count="376">
     <w:lsdException w:name="Normal" w:uiPriority="0" w:qFormat="1"/>
     <w:lsdException w:name="heading 1" w:uiPriority="9" w:qFormat="1"/>
     <w:lsdException w:name="heading 2" w:semiHidden="1" w:uiPriority="9" w:unhideWhenUsed="1" w:qFormat="1"/>
@@ -2161,11 +3184,16 @@
     <w:lsdException w:name="List Table 5 Dark Accent 6" w:uiPriority="50"/>
     <w:lsdException w:name="List Table 6 Colorful Accent 6" w:uiPriority="51"/>
     <w:lsdException w:name="List Table 7 Colorful Accent 6" w:uiPriority="52"/>
+    <w:lsdException w:name="Mention" w:semiHidden="1" w:unhideWhenUsed="1"/>
+    <w:lsdException w:name="Smart Hyperlink" w:semiHidden="1" w:unhideWhenUsed="1"/>
+    <w:lsdException w:name="Hashtag" w:semiHidden="1" w:unhideWhenUsed="1"/>
+    <w:lsdException w:name="Unresolved Mention" w:semiHidden="1" w:unhideWhenUsed="1"/>
+    <w:lsdException w:name="Smart Link" w:semiHidden="1" w:unhideWhenUsed="1"/>
   </w:latentStyles>
   <w:style w:type="paragraph" w:default="1" w:styleId="Normal">
     <w:name w:val="Normal"/>
     <w:qFormat/>
-    <w:rsid w:val="00914C08"/>
+    <w:rsid w:val="00951D60"/>
     <w:rPr>
       <w:rFonts w:ascii="IRNazanin" w:hAnsi="IRNazanin"/>
       <w:color w:val="262626" w:themeColor="text1" w:themeTint="D9"/>
@@ -2225,7 +3253,6 @@
   <w:style w:type="character" w:default="1" w:styleId="DefaultParagraphFont">
     <w:name w:val="Default Paragraph Font"/>
     <w:uiPriority w:val="1"/>
-    <w:semiHidden/>
     <w:unhideWhenUsed/>
   </w:style>
   <w:style w:type="table" w:default="1" w:styleId="TableNormal">

--- a/Analysis/05 CRC Cards.docx
+++ b/Analysis/05 CRC Cards.docx
@@ -239,25 +239,8 @@
               <w:rPr>
                 <w:rFonts w:cs="B Nazanin"/>
               </w:rPr>
-              <w:t>Budget</w:t>
-            </w:r>
-          </w:p>
-          <w:p>
-            <w:pPr>
-              <w:pStyle w:val="TEXT"/>
-              <w:jc w:val="right"/>
-              <w:rPr>
-                <w:rFonts w:cs="B Nazanin"/>
-              </w:rPr>
-            </w:pPr>
-            <w:proofErr w:type="spellStart"/>
-            <w:r>
-              <w:rPr>
-                <w:rFonts w:cs="B Nazanin"/>
-              </w:rPr>
               <w:t>StatisticalAnalysis</w:t>
             </w:r>
-            <w:proofErr w:type="spellEnd"/>
           </w:p>
         </w:tc>
         <w:tc>
@@ -592,7 +575,7 @@
                 <w:rFonts w:cs="B Nazanin" w:hint="cs"/>
                 <w:rtl/>
               </w:rPr>
-              <w:t>تراکنش - بودجه</w:t>
+              <w:t>تراکنش</w:t>
             </w:r>
           </w:p>
           <w:p>
@@ -834,14 +817,12 @@
                 <w:rFonts w:cs="B Nazanin"/>
               </w:rPr>
             </w:pPr>
-            <w:proofErr w:type="spellStart"/>
             <w:r>
               <w:rPr>
                 <w:rFonts w:cs="B Nazanin"/>
               </w:rPr>
               <w:t>StatisticalAnalysis</w:t>
             </w:r>
-            <w:proofErr w:type="spellEnd"/>
           </w:p>
           <w:p>
             <w:pPr>
@@ -1225,14 +1206,12 @@
               </w:rPr>
               <w:t xml:space="preserve">تجمع: </w:t>
             </w:r>
-            <w:proofErr w:type="spellStart"/>
             <w:r>
               <w:rPr>
                 <w:rFonts w:cs="B Nazanin"/>
               </w:rPr>
               <w:t>StatisticalAnalysis</w:t>
             </w:r>
-            <w:proofErr w:type="spellEnd"/>
           </w:p>
           <w:p>
             <w:pPr>
@@ -1363,7 +1342,6 @@
               </w:rPr>
               <w:t xml:space="preserve">نام کلاس: </w:t>
             </w:r>
-            <w:proofErr w:type="spellStart"/>
             <w:r>
               <w:rPr>
                 <w:rFonts w:cs="B Nazanin"/>
@@ -1372,7 +1350,6 @@
               </w:rPr>
               <w:t>StatisticalAnalysis</w:t>
             </w:r>
-            <w:proofErr w:type="spellEnd"/>
           </w:p>
         </w:tc>
       </w:tr>
@@ -1469,36 +1446,30 @@
                 <w:rFonts w:cs="B Nazanin"/>
               </w:rPr>
             </w:pPr>
-            <w:proofErr w:type="spellStart"/>
             <w:r>
               <w:rPr>
                 <w:rFonts w:cs="B Nazanin"/>
               </w:rPr>
               <w:t>DBConverter</w:t>
             </w:r>
-            <w:proofErr w:type="spellEnd"/>
           </w:p>
           <w:p>
             <w:pPr>
               <w:pStyle w:val="TEXT"/>
               <w:jc w:val="right"/>
             </w:pPr>
-            <w:proofErr w:type="spellStart"/>
             <w:r>
               <w:t>Chart_data_builder</w:t>
             </w:r>
-            <w:proofErr w:type="spellEnd"/>
           </w:p>
           <w:p>
             <w:pPr>
               <w:pStyle w:val="TEXT"/>
               <w:jc w:val="right"/>
             </w:pPr>
-            <w:proofErr w:type="spellStart"/>
             <w:r>
               <w:t>BaseUser</w:t>
             </w:r>
-            <w:proofErr w:type="spellEnd"/>
           </w:p>
           <w:p>
             <w:pPr>
@@ -1792,47 +1763,11 @@
                 <w:rFonts w:cs="B Nazanin"/>
               </w:rPr>
             </w:pPr>
-            <w:proofErr w:type="spellStart"/>
-            <w:r>
-              <w:rPr>
-                <w:rFonts w:cs="B Nazanin"/>
-              </w:rPr>
-              <w:t>User_</w:t>
-            </w:r>
-            <w:proofErr w:type="gramStart"/>
-            <w:r>
-              <w:rPr>
-                <w:rFonts w:cs="B Nazanin"/>
-              </w:rPr>
-              <w:t>ID</w:t>
-            </w:r>
-            <w:proofErr w:type="spellEnd"/>
-            <w:r>
-              <w:rPr>
-                <w:rFonts w:cs="B Nazanin"/>
-              </w:rPr>
-              <w:t>(</w:t>
-            </w:r>
-            <w:proofErr w:type="gramEnd"/>
-            <w:r>
-              <w:rPr>
-                <w:rFonts w:cs="B Nazanin"/>
-              </w:rPr>
-              <w:t xml:space="preserve">string | int), Transaction Kind(string), </w:t>
-            </w:r>
-            <w:proofErr w:type="gramStart"/>
-            <w:r>
-              <w:rPr>
-                <w:rFonts w:cs="B Nazanin"/>
-              </w:rPr>
-              <w:t>Amount(</w:t>
-            </w:r>
-            <w:proofErr w:type="gramEnd"/>
-            <w:r>
-              <w:rPr>
-                <w:rFonts w:cs="B Nazanin"/>
-              </w:rPr>
-              <w:t>Decimal | Long),</w:t>
+            <w:r>
+              <w:rPr>
+                <w:rFonts w:cs="B Nazanin"/>
+              </w:rPr>
+              <w:t>User_ID(string | int), Transaction Kind(string), Amount(Decimal | Long),</w:t>
             </w:r>
           </w:p>
           <w:p>
@@ -1876,28 +1811,12 @@
               </w:rPr>
               <w:t>روابط:</w:t>
             </w:r>
-            <w:proofErr w:type="spellStart"/>
-            <w:r>
-              <w:rPr>
-                <w:rFonts w:cs="B Nazanin"/>
-              </w:rPr>
-              <w:t>DBConverter</w:t>
-            </w:r>
-            <w:proofErr w:type="spellEnd"/>
-            <w:r>
-              <w:rPr>
-                <w:rFonts w:cs="B Nazanin"/>
-              </w:rPr>
-              <w:t xml:space="preserve">, </w:t>
-            </w:r>
-            <w:proofErr w:type="spellStart"/>
-            <w:r>
-              <w:rPr>
-                <w:rFonts w:cs="B Nazanin"/>
-              </w:rPr>
-              <w:t>BaseUser</w:t>
-            </w:r>
-            <w:proofErr w:type="spellEnd"/>
+            <w:r>
+              <w:rPr>
+                <w:rFonts w:cs="B Nazanin"/>
+              </w:rPr>
+              <w:t>DBConverter, BaseUser</w:t>
+            </w:r>
           </w:p>
           <w:p>
             <w:pPr>
@@ -1959,14 +1878,12 @@
               </w:rPr>
               <w:t xml:space="preserve">سایر روابط: </w:t>
             </w:r>
-            <w:proofErr w:type="spellStart"/>
             <w:r>
               <w:rPr>
                 <w:rFonts w:cs="B Nazanin"/>
               </w:rPr>
               <w:t>ChartDataBuilder</w:t>
             </w:r>
-            <w:proofErr w:type="spellEnd"/>
           </w:p>
         </w:tc>
       </w:tr>
@@ -2064,7 +1981,6 @@
               </w:rPr>
               <w:t xml:space="preserve">نام کلاس: </w:t>
             </w:r>
-            <w:proofErr w:type="spellStart"/>
             <w:r>
               <w:rPr>
                 <w:rFonts w:cs="B Nazanin"/>
@@ -2073,7 +1989,6 @@
               </w:rPr>
               <w:t>MachineLearning</w:t>
             </w:r>
-            <w:proofErr w:type="spellEnd"/>
           </w:p>
         </w:tc>
       </w:tr>
@@ -2174,33 +2089,27 @@
               <w:pStyle w:val="TEXT"/>
               <w:jc w:val="right"/>
             </w:pPr>
-            <w:proofErr w:type="spellStart"/>
             <w:r>
               <w:t>EligibilityChecker</w:t>
             </w:r>
-            <w:proofErr w:type="spellEnd"/>
           </w:p>
           <w:p>
             <w:pPr>
               <w:pStyle w:val="TEXT"/>
               <w:jc w:val="right"/>
             </w:pPr>
-            <w:proofErr w:type="spellStart"/>
             <w:r>
               <w:t>DataPreprocessing</w:t>
             </w:r>
-            <w:proofErr w:type="spellEnd"/>
           </w:p>
           <w:p>
             <w:pPr>
               <w:pStyle w:val="TEXT"/>
               <w:jc w:val="right"/>
             </w:pPr>
-            <w:proofErr w:type="spellStart"/>
             <w:r>
               <w:t>ModelCreation</w:t>
             </w:r>
-            <w:proofErr w:type="spellEnd"/>
           </w:p>
           <w:p>
             <w:pPr>
@@ -2216,24 +2125,18 @@
               <w:pStyle w:val="TEXT"/>
               <w:jc w:val="right"/>
             </w:pPr>
-            <w:proofErr w:type="spellStart"/>
-            <w:proofErr w:type="gramStart"/>
             <w:r>
               <w:t>RetrainChecker</w:t>
             </w:r>
-            <w:proofErr w:type="spellEnd"/>
-            <w:proofErr w:type="gramEnd"/>
           </w:p>
           <w:p>
             <w:pPr>
               <w:pStyle w:val="TEXT"/>
               <w:jc w:val="right"/>
             </w:pPr>
-            <w:proofErr w:type="spellStart"/>
             <w:r>
               <w:t>ModelRetraining</w:t>
             </w:r>
-            <w:proofErr w:type="spellEnd"/>
           </w:p>
           <w:p>
             <w:pPr>
@@ -2564,47 +2467,11 @@
                 <w:rFonts w:cs="B Nazanin"/>
               </w:rPr>
             </w:pPr>
-            <w:proofErr w:type="spellStart"/>
-            <w:r>
-              <w:rPr>
-                <w:rFonts w:cs="B Nazanin"/>
-              </w:rPr>
-              <w:t>User_</w:t>
-            </w:r>
-            <w:proofErr w:type="gramStart"/>
-            <w:r>
-              <w:rPr>
-                <w:rFonts w:cs="B Nazanin"/>
-              </w:rPr>
-              <w:t>ID</w:t>
-            </w:r>
-            <w:proofErr w:type="spellEnd"/>
-            <w:r>
-              <w:rPr>
-                <w:rFonts w:cs="B Nazanin"/>
-              </w:rPr>
-              <w:t>(</w:t>
-            </w:r>
-            <w:proofErr w:type="gramEnd"/>
-            <w:r>
-              <w:rPr>
-                <w:rFonts w:cs="B Nazanin"/>
-              </w:rPr>
-              <w:t xml:space="preserve">string | int), Transaction Kind(string), </w:t>
-            </w:r>
-            <w:proofErr w:type="gramStart"/>
-            <w:r>
-              <w:rPr>
-                <w:rFonts w:cs="B Nazanin"/>
-              </w:rPr>
-              <w:t>Amount(</w:t>
-            </w:r>
-            <w:proofErr w:type="gramEnd"/>
-            <w:r>
-              <w:rPr>
-                <w:rFonts w:cs="B Nazanin"/>
-              </w:rPr>
-              <w:t>Decimal | Long),</w:t>
+            <w:r>
+              <w:rPr>
+                <w:rFonts w:cs="B Nazanin"/>
+              </w:rPr>
+              <w:t>User_ID(string | int), Transaction Kind(string), Amount(Decimal | Long),</w:t>
             </w:r>
           </w:p>
           <w:p>
@@ -2624,16 +2491,6 @@
           </w:p>
         </w:tc>
       </w:tr>
-    </w:tbl>
-    <w:tbl>
-      <w:tblPr>
-        <w:tblStyle w:val="TableGrid"/>
-        <w:tblW w:w="9415" w:type="dxa"/>
-        <w:tblLook w:val="04A0" w:firstRow="1" w:lastRow="0" w:firstColumn="1" w:lastColumn="0" w:noHBand="0" w:noVBand="1"/>
-      </w:tblPr>
-      <w:tblGrid>
-        <w:gridCol w:w="9415"/>
-      </w:tblGrid>
       <w:tr>
         <w:trPr>
           <w:trHeight w:val="2543"/>
@@ -2661,35 +2518,7 @@
               <w:rPr>
                 <w:rFonts w:cs="B Nazanin"/>
               </w:rPr>
-              <w:t xml:space="preserve"> </w:t>
-            </w:r>
-            <w:proofErr w:type="spellStart"/>
-            <w:r>
-              <w:rPr>
-                <w:rFonts w:cs="B Nazanin"/>
-              </w:rPr>
-              <w:t>EligibiltyChecker</w:t>
-            </w:r>
-            <w:proofErr w:type="spellEnd"/>
-            <w:r>
-              <w:rPr>
-                <w:rFonts w:cs="B Nazanin"/>
-              </w:rPr>
-              <w:t xml:space="preserve">, </w:t>
-            </w:r>
-            <w:proofErr w:type="spellStart"/>
-            <w:r>
-              <w:rPr>
-                <w:rFonts w:cs="B Nazanin"/>
-              </w:rPr>
-              <w:t>DataPreprocessing</w:t>
-            </w:r>
-            <w:proofErr w:type="spellEnd"/>
-            <w:r>
-              <w:rPr>
-                <w:rFonts w:cs="B Nazanin"/>
-              </w:rPr>
-              <w:t>, Model Creation</w:t>
+              <w:t xml:space="preserve"> EligibiltyChecker, DataPreprocessing, Model Creation</w:t>
             </w:r>
           </w:p>
           <w:p>
@@ -2708,28 +2537,12 @@
               </w:rPr>
               <w:t xml:space="preserve">تعمیم: </w:t>
             </w:r>
-            <w:proofErr w:type="spellStart"/>
-            <w:r>
-              <w:rPr>
-                <w:rFonts w:cs="B Nazanin"/>
-              </w:rPr>
-              <w:t>RetrainChecker</w:t>
-            </w:r>
-            <w:proofErr w:type="spellEnd"/>
-            <w:r>
-              <w:rPr>
-                <w:rFonts w:cs="B Nazanin"/>
-              </w:rPr>
-              <w:t xml:space="preserve">, </w:t>
-            </w:r>
-            <w:proofErr w:type="spellStart"/>
-            <w:r>
-              <w:rPr>
-                <w:rFonts w:cs="B Nazanin"/>
-              </w:rPr>
-              <w:t>ModelRetraining</w:t>
-            </w:r>
-            <w:proofErr w:type="spellEnd"/>
+            <w:r>
+              <w:rPr>
+                <w:rFonts w:cs="B Nazanin"/>
+              </w:rPr>
+              <w:t>RetrainChecker, ModelRetraining</w:t>
+            </w:r>
           </w:p>
           <w:p>
             <w:pPr>
@@ -3253,6 +3066,7 @@
   <w:style w:type="character" w:default="1" w:styleId="DefaultParagraphFont">
     <w:name w:val="Default Paragraph Font"/>
     <w:uiPriority w:val="1"/>
+    <w:semiHidden/>
     <w:unhideWhenUsed/>
   </w:style>
   <w:style w:type="table" w:default="1" w:styleId="TableNormal">
